--- a/STARLAB_Unit_3/Teaching Guides/Week_12_Midpoint Review and Progress Reporting.docx
+++ b/STARLAB_Unit_3/Teaching Guides/Week_12_Midpoint Review and Progress Reporting.docx
@@ -220,6 +220,12 @@
           <w:rtl w:val="0"/>
         </w:rPr>
         <w:t xml:space="preserve">Teacher Materials</w:t>
+      </w:r>
+    </w:p>
+    <w:p>
+      <w:pPr/>
+      <w:r>
+        <w:t>Deck Use: No New Deck - midpoint review and progress reporting</w:t>
       </w:r>
     </w:p>
     <w:p>

--- a/STARLAB_Unit_3/Teaching Guides/Week_12_Midpoint Review and Progress Reporting.docx
+++ b/STARLAB_Unit_3/Teaching Guides/Week_12_Midpoint Review and Progress Reporting.docx
@@ -270,10 +270,7 @@
         <w:ind w:left="720" w:hanging="360"/>
       </w:pPr>
       <w:r>
-        <w:rPr>
-          <w:rtl w:val="0"/>
-        </w:rPr>
-        <w:t xml:space="preserve">Appendix O: Midpoint Conference Questions</w:t>
+        <w:t>Optional / Teacher Reference - Appendix O: Midpoint Conference Questions</w:t>
       </w:r>
     </w:p>
     <w:p>

--- a/STARLAB_Unit_3/Teaching Guides/Week_12_Midpoint Review and Progress Reporting.docx
+++ b/STARLAB_Unit_3/Teaching Guides/Week_12_Midpoint Review and Progress Reporting.docx
@@ -271,6 +271,19 @@
       </w:pPr>
       <w:r>
         <w:t>Optional / Teacher Reference - Appendix O: Midpoint Conference Questions</w:t>
+      </w:r>
+    </w:p>
+    <w:p>
+      <w:pPr>
+        <w:numPr>
+          <w:ilvl w:val="0"/>
+          <w:numId w:val="29"/>
+        </w:numPr>
+        <w:spacing w:after="240" w:before="0" w:beforeAutospacing="0" w:lineRule="auto"/>
+        <w:ind w:left="720" w:hanging="360"/>
+      </w:pPr>
+      <w:r>
+        <w:t>Optional / Teacher Reference - Appendix V: Research Journal Rubric (formative journal check)</w:t>
       </w:r>
     </w:p>
     <w:p>

--- a/STARLAB_Unit_3/Teaching Guides/Week_12_Midpoint Review and Progress Reporting.docx
+++ b/STARLAB_Unit_3/Teaching Guides/Week_12_Midpoint Review and Progress Reporting.docx
@@ -4,37 +4,63 @@
   <w:body>
     <w:p>
       <w:pPr>
-        <w:pStyle w:val="Heading1"/>
-        <w:keepNext w:val="0"/>
-        <w:keepLines w:val="0"/>
-        <w:spacing w:before="480" w:lineRule="auto"/>
-        <w:rPr>
-          <w:b w:val="1"/>
-          <w:bCs w:val="1"/>
-          <w:sz w:val="46"/>
-          <w:szCs w:val="46"/>
-        </w:rPr>
-      </w:pPr>
-      <w:bookmarkStart w:colFirst="0" w:colLast="0" w:name="_dwim8awvdrzx" w:id="89"/>
-      <w:bookmarkEnd w:id="89"/>
+        <w:pStyle w:val="STARLABBrand"/>
+        <w:keepNext/>
+        <w:widowControl/>
+        <w:spacing w:before="0" w:after="40" w:line="240" w:lineRule="auto"/>
+      </w:pPr>
       <w:r>
         <w:rPr>
-          <w:b w:val="1"/>
-          <w:bCs w:val="1"/>
-          <w:sz w:val="46"/>
-          <w:szCs w:val="46"/>
-          <w:rtl w:val="0"/>
+          <w:rFonts w:ascii="Arial" w:hAnsi="Arial"/>
+          <w:b/>
+          <w:color w:val="E31B23"/>
         </w:rPr>
-        <w:t xml:space="preserve">Week 12: Midpoint Review and Progress Reporting</w:t>
+        <w:t>STARLAB</w:t>
       </w:r>
     </w:p>
     <w:p>
       <w:pPr>
+        <w:pStyle w:val="STARLABWeekTitle"/>
+        <w:keepNext/>
+        <w:widowControl/>
+        <w:spacing w:before="0" w:after="80" w:line="240" w:lineRule="auto"/>
+      </w:pPr>
+      <w:r>
+        <w:rPr>
+          <w:rFonts w:ascii="Arial" w:hAnsi="Arial"/>
+          <w:b/>
+          <w:color w:val="111111"/>
+        </w:rPr>
+        <w:t>Week 12: Midpoint Review and Progress Reporting</w:t>
+      </w:r>
+    </w:p>
+    <w:p>
+      <w:pPr>
+        <w:pStyle w:val="STARLABGuideSubtitle"/>
+        <w:keepNext/>
+        <w:widowControl/>
+        <w:pBdr>
+          <w:bottom w:val="single" w:sz="14" w:space="5" w:color="E31B23"/>
+        </w:pBdr>
+        <w:spacing w:before="0" w:after="260" w:line="240" w:lineRule="auto"/>
+      </w:pPr>
+      <w:r>
+        <w:rPr>
+          <w:rFonts w:ascii="Arial" w:hAnsi="Arial"/>
+          <w:color w:val="555555"/>
+        </w:rPr>
+        <w:t>STARLAB Unit 3 Teaching Guide</w:t>
+      </w:r>
+    </w:p>
+    <w:p>
+      <w:pPr>
         <w:pStyle w:val="Heading2"/>
-        <w:keepNext w:val="0"/>
+        <w:keepNext/>
         <w:keepLines w:val="0"/>
-        <w:spacing w:after="80" w:lineRule="auto"/>
+        <w:widowControl/>
+        <w:spacing w:after="80" w:lineRule="auto" w:before="220" w:line="240"/>
         <w:rPr>
+          <w:rFonts w:ascii="Arial" w:hAnsi="Arial" w:eastAsia="Arial" w:cs="Arial"/>
           <w:b w:val="1"/>
           <w:bCs w:val="1"/>
           <w:sz w:val="34"/>
@@ -45,8 +71,10 @@
       <w:bookmarkEnd w:id="90"/>
       <w:r>
         <w:rPr>
-          <w:b w:val="1"/>
+          <w:rFonts w:ascii="Arial" w:hAnsi="Arial" w:eastAsia="Arial" w:cs="Arial"/>
+          <w:b/>
           <w:bCs w:val="1"/>
+          <w:color w:val="E31B23"/>
           <w:sz w:val="34"/>
           <w:szCs w:val="34"/>
           <w:rtl w:val="0"/>
@@ -56,11 +84,17 @@
     </w:p>
     <w:p>
       <w:pPr>
-        <w:spacing w:after="240" w:before="240" w:lineRule="auto"/>
-        <w:rPr/>
+        <w:keepNext w:val="0"/>
+        <w:widowControl/>
+        <w:spacing w:after="80" w:before="0" w:lineRule="auto" w:line="252"/>
+        <w:rPr>
+          <w:rFonts w:ascii="Arial" w:hAnsi="Arial" w:eastAsia="Arial" w:cs="Arial"/>
+        </w:rPr>
       </w:pPr>
       <w:r>
         <w:rPr>
+          <w:rFonts w:ascii="Arial" w:hAnsi="Arial" w:eastAsia="Arial" w:cs="Arial"/>
+          <w:color w:val="111111"/>
           <w:rtl w:val="0"/>
         </w:rPr>
         <w:t xml:space="preserve">Week 12 marks a formal mid-project review. Students should pause to summarize what has been completed, what the data suggest so far, what challenges remain, and what needs to happen before analysis.</w:t>
@@ -68,11 +102,17 @@
     </w:p>
     <w:p>
       <w:pPr>
-        <w:spacing w:after="240" w:before="240" w:lineRule="auto"/>
-        <w:rPr/>
+        <w:keepNext w:val="0"/>
+        <w:widowControl/>
+        <w:spacing w:after="80" w:before="0" w:lineRule="auto" w:line="252"/>
+        <w:rPr>
+          <w:rFonts w:ascii="Arial" w:hAnsi="Arial" w:eastAsia="Arial" w:cs="Arial"/>
+        </w:rPr>
       </w:pPr>
       <w:r>
         <w:rPr>
+          <w:rFonts w:ascii="Arial" w:hAnsi="Arial" w:eastAsia="Arial" w:cs="Arial"/>
+          <w:color w:val="111111"/>
           <w:rtl w:val="0"/>
         </w:rPr>
         <w:t xml:space="preserve">The mid-project progress report is both an accountability tool and a thinking tool.</w:t>
@@ -81,10 +121,12 @@
     <w:p>
       <w:pPr>
         <w:pStyle w:val="Heading2"/>
-        <w:keepNext w:val="0"/>
+        <w:keepNext/>
         <w:keepLines w:val="0"/>
-        <w:spacing w:after="80" w:lineRule="auto"/>
+        <w:widowControl/>
+        <w:spacing w:after="80" w:lineRule="auto" w:before="220" w:line="240"/>
         <w:rPr>
+          <w:rFonts w:ascii="Arial" w:hAnsi="Arial" w:eastAsia="Arial" w:cs="Arial"/>
           <w:b w:val="1"/>
           <w:bCs w:val="1"/>
           <w:sz w:val="34"/>
@@ -95,8 +137,10 @@
       <w:bookmarkEnd w:id="91"/>
       <w:r>
         <w:rPr>
-          <w:b w:val="1"/>
+          <w:rFonts w:ascii="Arial" w:hAnsi="Arial" w:eastAsia="Arial" w:cs="Arial"/>
+          <w:b/>
           <w:bCs w:val="1"/>
+          <w:color w:val="E31B23"/>
           <w:sz w:val="34"/>
           <w:szCs w:val="34"/>
           <w:rtl w:val="0"/>
@@ -106,11 +150,19 @@
     </w:p>
     <w:p>
       <w:pPr>
-        <w:spacing w:after="240" w:before="240" w:lineRule="auto"/>
-        <w:rPr/>
+        <w:pStyle w:val="STARLABLabel"/>
+        <w:keepNext/>
+        <w:widowControl/>
+        <w:spacing w:after="20" w:before="80" w:lineRule="auto" w:line="240"/>
+        <w:rPr>
+          <w:rFonts w:ascii="Arial" w:hAnsi="Arial" w:eastAsia="Arial" w:cs="Arial"/>
+        </w:rPr>
       </w:pPr>
       <w:r>
         <w:rPr>
+          <w:rFonts w:ascii="Arial" w:hAnsi="Arial" w:eastAsia="Arial" w:cs="Arial"/>
+          <w:b/>
+          <w:color w:val="111111"/>
           <w:rtl w:val="0"/>
         </w:rPr>
         <w:t xml:space="preserve">Students will be able to:</w:t>
@@ -118,15 +170,20 @@
     </w:p>
     <w:p>
       <w:pPr>
+        <w:keepNext w:val="0"/>
+        <w:widowControl/>
         <w:numPr>
           <w:ilvl w:val="0"/>
-          <w:numId w:val="79"/>
+          <w:numId w:val="123"/>
         </w:numPr>
-        <w:spacing w:after="0" w:afterAutospacing="0" w:before="240" w:lineRule="auto"/>
-        <w:ind w:left="720" w:hanging="360"/>
+        <w:pStyle w:val="ListBullet"/>
+        <w:spacing w:after="40" w:afterAutospacing="0" w:before="0" w:lineRule="auto" w:line="252"/>
+        <w:ind/>
       </w:pPr>
       <w:r>
         <w:rPr>
+          <w:rFonts w:ascii="Arial" w:hAnsi="Arial" w:eastAsia="Arial" w:cs="Arial"/>
+          <w:color w:val="111111"/>
           <w:rtl w:val="0"/>
         </w:rPr>
         <w:t xml:space="preserve">Summarize progress clearly.</w:t>
@@ -134,15 +191,20 @@
     </w:p>
     <w:p>
       <w:pPr>
+        <w:keepNext w:val="0"/>
+        <w:widowControl/>
         <w:numPr>
           <w:ilvl w:val="0"/>
-          <w:numId w:val="79"/>
+          <w:numId w:val="123"/>
         </w:numPr>
-        <w:spacing w:after="0" w:afterAutospacing="0" w:before="0" w:beforeAutospacing="0" w:lineRule="auto"/>
-        <w:ind w:left="720" w:hanging="360"/>
+        <w:pStyle w:val="ListBullet"/>
+        <w:spacing w:after="40" w:afterAutospacing="0" w:before="0" w:beforeAutospacing="0" w:lineRule="auto" w:line="252"/>
+        <w:ind/>
       </w:pPr>
       <w:r>
         <w:rPr>
+          <w:rFonts w:ascii="Arial" w:hAnsi="Arial" w:eastAsia="Arial" w:cs="Arial"/>
+          <w:color w:val="111111"/>
           <w:rtl w:val="0"/>
         </w:rPr>
         <w:t xml:space="preserve">Describe preliminary data without overstating conclusions.</w:t>
@@ -150,15 +212,20 @@
     </w:p>
     <w:p>
       <w:pPr>
+        <w:keepNext w:val="0"/>
+        <w:widowControl/>
         <w:numPr>
           <w:ilvl w:val="0"/>
-          <w:numId w:val="79"/>
+          <w:numId w:val="123"/>
         </w:numPr>
-        <w:spacing w:after="0" w:afterAutospacing="0" w:before="0" w:beforeAutospacing="0" w:lineRule="auto"/>
-        <w:ind w:left="720" w:hanging="360"/>
+        <w:pStyle w:val="ListBullet"/>
+        <w:spacing w:after="40" w:afterAutospacing="0" w:before="0" w:beforeAutospacing="0" w:lineRule="auto" w:line="252"/>
+        <w:ind/>
       </w:pPr>
       <w:r>
         <w:rPr>
+          <w:rFonts w:ascii="Arial" w:hAnsi="Arial" w:eastAsia="Arial" w:cs="Arial"/>
+          <w:color w:val="111111"/>
           <w:rtl w:val="0"/>
         </w:rPr>
         <w:t xml:space="preserve">Identify challenges and revisions.</w:t>
@@ -166,15 +233,20 @@
     </w:p>
     <w:p>
       <w:pPr>
+        <w:keepNext w:val="0"/>
+        <w:widowControl/>
         <w:numPr>
           <w:ilvl w:val="0"/>
-          <w:numId w:val="79"/>
+          <w:numId w:val="123"/>
         </w:numPr>
-        <w:spacing w:after="0" w:afterAutospacing="0" w:before="0" w:beforeAutospacing="0" w:lineRule="auto"/>
-        <w:ind w:left="720" w:hanging="360"/>
+        <w:pStyle w:val="ListBullet"/>
+        <w:spacing w:after="40" w:afterAutospacing="0" w:before="0" w:beforeAutospacing="0" w:lineRule="auto" w:line="252"/>
+        <w:ind/>
       </w:pPr>
       <w:r>
         <w:rPr>
+          <w:rFonts w:ascii="Arial" w:hAnsi="Arial" w:eastAsia="Arial" w:cs="Arial"/>
+          <w:color w:val="111111"/>
           <w:rtl w:val="0"/>
         </w:rPr>
         <w:t xml:space="preserve">Explain next steps.</w:t>
@@ -182,15 +254,20 @@
     </w:p>
     <w:p>
       <w:pPr>
+        <w:keepNext w:val="0"/>
+        <w:widowControl/>
         <w:numPr>
           <w:ilvl w:val="0"/>
-          <w:numId w:val="79"/>
+          <w:numId w:val="123"/>
         </w:numPr>
-        <w:spacing w:after="240" w:before="0" w:beforeAutospacing="0" w:lineRule="auto"/>
-        <w:ind w:left="720" w:hanging="360"/>
+        <w:pStyle w:val="ListBullet"/>
+        <w:spacing w:after="40" w:before="0" w:beforeAutospacing="0" w:lineRule="auto" w:line="252"/>
+        <w:ind/>
       </w:pPr>
       <w:r>
         <w:rPr>
+          <w:rFonts w:ascii="Arial" w:hAnsi="Arial" w:eastAsia="Arial" w:cs="Arial"/>
+          <w:color w:val="111111"/>
           <w:rtl w:val="0"/>
         </w:rPr>
         <w:t xml:space="preserve">Produce a mid-project progress report.</w:t>
@@ -199,10 +276,12 @@
     <w:p>
       <w:pPr>
         <w:pStyle w:val="Heading2"/>
-        <w:keepNext w:val="0"/>
+        <w:keepNext/>
         <w:keepLines w:val="0"/>
-        <w:spacing w:after="80" w:lineRule="auto"/>
+        <w:widowControl/>
+        <w:spacing w:after="80" w:lineRule="auto" w:before="220" w:line="240"/>
         <w:rPr>
+          <w:rFonts w:ascii="Arial" w:hAnsi="Arial" w:eastAsia="Arial" w:cs="Arial"/>
           <w:b w:val="1"/>
           <w:bCs w:val="1"/>
           <w:sz w:val="34"/>
@@ -213,8 +292,10 @@
       <w:bookmarkEnd w:id="92"/>
       <w:r>
         <w:rPr>
-          <w:b w:val="1"/>
+          <w:rFonts w:ascii="Arial" w:hAnsi="Arial" w:eastAsia="Arial" w:cs="Arial"/>
+          <w:b/>
           <w:bCs w:val="1"/>
+          <w:color w:val="E31B23"/>
           <w:sz w:val="34"/>
           <w:szCs w:val="34"/>
           <w:rtl w:val="0"/>
@@ -223,22 +304,40 @@
       </w:r>
     </w:p>
     <w:p>
-      <w:pPr/>
+      <w:pPr>
+        <w:pStyle w:val="STARLABDeckUse"/>
+        <w:shd w:val="clear" w:color="auto" w:fill="F2F2F2"/>
+        <w:keepNext w:val="0"/>
+        <w:widowControl/>
+        <w:pBdr>
+          <w:left w:val="single" w:sz="18" w:space="6" w:color="E31B23"/>
+        </w:pBdr>
+        <w:spacing w:before="40" w:after="140" w:line="252" w:lineRule="auto"/>
+      </w:pPr>
       <w:r>
+        <w:rPr>
+          <w:rFonts w:ascii="Arial" w:hAnsi="Arial"/>
+          <w:color w:val="111111"/>
+        </w:rPr>
         <w:t>Deck Use: No New Deck - midpoint review and progress reporting</w:t>
       </w:r>
     </w:p>
     <w:p>
       <w:pPr>
+        <w:keepNext w:val="0"/>
+        <w:widowControl/>
         <w:numPr>
           <w:ilvl w:val="0"/>
-          <w:numId w:val="29"/>
+          <w:numId w:val="123"/>
         </w:numPr>
-        <w:spacing w:after="0" w:afterAutospacing="0" w:before="240" w:lineRule="auto"/>
-        <w:ind w:left="720" w:hanging="360"/>
+        <w:pStyle w:val="ListBullet"/>
+        <w:spacing w:after="40" w:afterAutospacing="0" w:before="0" w:lineRule="auto" w:line="252"/>
+        <w:ind/>
       </w:pPr>
       <w:r>
         <w:rPr>
+          <w:rFonts w:ascii="Arial" w:hAnsi="Arial" w:eastAsia="Arial" w:cs="Arial"/>
+          <w:color w:val="111111"/>
           <w:rtl w:val="0"/>
         </w:rPr>
         <w:t xml:space="preserve">Student Handout 14: Mid-Project Progress Report</w:t>
@@ -246,15 +345,20 @@
     </w:p>
     <w:p>
       <w:pPr>
+        <w:keepNext w:val="0"/>
+        <w:widowControl/>
         <w:numPr>
           <w:ilvl w:val="0"/>
-          <w:numId w:val="29"/>
+          <w:numId w:val="123"/>
         </w:numPr>
-        <w:spacing w:after="0" w:afterAutospacing="0" w:before="0" w:beforeAutospacing="0" w:lineRule="auto"/>
-        <w:ind w:left="720" w:hanging="360"/>
+        <w:pStyle w:val="ListBullet"/>
+        <w:spacing w:after="40" w:afterAutospacing="0" w:before="0" w:beforeAutospacing="0" w:lineRule="auto" w:line="252"/>
+        <w:ind/>
       </w:pPr>
       <w:r>
         <w:rPr>
+          <w:rFonts w:ascii="Arial" w:hAnsi="Arial" w:eastAsia="Arial" w:cs="Arial"/>
+          <w:color w:val="111111"/>
           <w:rtl w:val="0"/>
         </w:rPr>
         <w:t xml:space="preserve">Appendix N: Progress Report Rubric</w:t>
@@ -262,37 +366,53 @@
     </w:p>
     <w:p>
       <w:pPr>
+        <w:keepNext w:val="0"/>
+        <w:widowControl/>
         <w:numPr>
           <w:ilvl w:val="0"/>
-          <w:numId w:val="29"/>
+          <w:numId w:val="123"/>
         </w:numPr>
-        <w:spacing w:after="240" w:before="0" w:beforeAutospacing="0" w:lineRule="auto"/>
-        <w:ind w:left="720" w:hanging="360"/>
+        <w:pStyle w:val="ListBullet"/>
+        <w:spacing w:after="40" w:before="0" w:beforeAutospacing="0" w:lineRule="auto" w:line="252"/>
+        <w:ind/>
       </w:pPr>
       <w:r>
+        <w:rPr>
+          <w:rFonts w:ascii="Arial" w:hAnsi="Arial"/>
+          <w:color w:val="111111"/>
+        </w:rPr>
         <w:t>Optional / Teacher Reference - Appendix O: Midpoint Conference Questions</w:t>
       </w:r>
     </w:p>
     <w:p>
       <w:pPr>
+        <w:keepNext w:val="0"/>
+        <w:widowControl/>
         <w:numPr>
           <w:ilvl w:val="0"/>
-          <w:numId w:val="29"/>
+          <w:numId w:val="123"/>
         </w:numPr>
-        <w:spacing w:after="240" w:before="0" w:beforeAutospacing="0" w:lineRule="auto"/>
-        <w:ind w:left="720" w:hanging="360"/>
+        <w:pStyle w:val="ListBullet"/>
+        <w:spacing w:after="40" w:before="0" w:beforeAutospacing="0" w:lineRule="auto" w:line="252"/>
+        <w:ind/>
       </w:pPr>
       <w:r>
+        <w:rPr>
+          <w:rFonts w:ascii="Arial" w:hAnsi="Arial"/>
+          <w:color w:val="111111"/>
+        </w:rPr>
         <w:t>Optional / Teacher Reference - Appendix V: Research Journal Rubric (formative journal check)</w:t>
       </w:r>
     </w:p>
     <w:p>
       <w:pPr>
         <w:pStyle w:val="Heading2"/>
-        <w:keepNext w:val="0"/>
+        <w:keepNext/>
         <w:keepLines w:val="0"/>
-        <w:spacing w:after="80" w:lineRule="auto"/>
+        <w:widowControl/>
+        <w:spacing w:after="80" w:lineRule="auto" w:before="220" w:line="240"/>
         <w:rPr>
+          <w:rFonts w:ascii="Arial" w:hAnsi="Arial" w:eastAsia="Arial" w:cs="Arial"/>
           <w:b w:val="1"/>
           <w:bCs w:val="1"/>
           <w:sz w:val="34"/>
@@ -303,8 +423,10 @@
       <w:bookmarkEnd w:id="93"/>
       <w:r>
         <w:rPr>
-          <w:b w:val="1"/>
+          <w:rFonts w:ascii="Arial" w:hAnsi="Arial" w:eastAsia="Arial" w:cs="Arial"/>
+          <w:b/>
           <w:bCs w:val="1"/>
+          <w:color w:val="E31B23"/>
           <w:sz w:val="34"/>
           <w:szCs w:val="34"/>
           <w:rtl w:val="0"/>
@@ -315,13 +437,14 @@
     <w:p>
       <w:pPr>
         <w:pStyle w:val="Heading3"/>
-        <w:keepNext w:val="0"/>
+        <w:keepNext/>
         <w:keepLines w:val="0"/>
-        <w:spacing w:before="280" w:lineRule="auto"/>
+        <w:widowControl/>
+        <w:spacing w:before="140" w:lineRule="auto" w:after="40" w:line="240"/>
         <w:rPr>
+          <w:rFonts w:ascii="Arial" w:hAnsi="Arial" w:eastAsia="Arial" w:cs="Arial"/>
           <w:b w:val="1"/>
           <w:bCs w:val="1"/>
-          <w:color w:val="000000"/>
           <w:sz w:val="26"/>
           <w:szCs w:val="26"/>
         </w:rPr>
@@ -330,9 +453,10 @@
       <w:bookmarkEnd w:id="94"/>
       <w:r>
         <w:rPr>
-          <w:b w:val="1"/>
+          <w:rFonts w:ascii="Arial" w:hAnsi="Arial" w:eastAsia="Arial" w:cs="Arial"/>
+          <w:b/>
           <w:bCs w:val="1"/>
-          <w:color w:val="000000"/>
+          <w:color w:val="111111"/>
           <w:sz w:val="26"/>
           <w:szCs w:val="26"/>
           <w:rtl w:val="0"/>
@@ -342,11 +466,17 @@
     </w:p>
     <w:p>
       <w:pPr>
-        <w:spacing w:after="240" w:before="240" w:lineRule="auto"/>
-        <w:rPr/>
+        <w:keepNext w:val="0"/>
+        <w:widowControl/>
+        <w:spacing w:after="80" w:before="0" w:lineRule="auto" w:line="252"/>
+        <w:rPr>
+          <w:rFonts w:ascii="Arial" w:hAnsi="Arial" w:eastAsia="Arial" w:cs="Arial"/>
+        </w:rPr>
       </w:pPr>
       <w:r>
         <w:rPr>
+          <w:rFonts w:ascii="Arial" w:hAnsi="Arial" w:eastAsia="Arial" w:cs="Arial"/>
+          <w:color w:val="111111"/>
           <w:rtl w:val="0"/>
         </w:rPr>
         <w:t xml:space="preserve">Explain that a progress report should include:</w:t>
@@ -354,15 +484,19 @@
     </w:p>
     <w:p>
       <w:pPr>
+        <w:keepNext w:val="0"/>
+        <w:widowControl/>
         <w:numPr>
           <w:ilvl w:val="0"/>
           <w:numId w:val="111"/>
         </w:numPr>
-        <w:spacing w:after="0" w:afterAutospacing="0" w:before="240" w:lineRule="auto"/>
+        <w:spacing w:after="80" w:afterAutospacing="0" w:before="0" w:lineRule="auto" w:line="252"/>
         <w:ind w:left="720" w:hanging="360"/>
       </w:pPr>
       <w:r>
         <w:rPr>
+          <w:rFonts w:ascii="Arial" w:hAnsi="Arial" w:eastAsia="Arial" w:cs="Arial"/>
+          <w:color w:val="111111"/>
           <w:rtl w:val="0"/>
         </w:rPr>
         <w:t xml:space="preserve">Project purpose</w:t>
@@ -370,15 +504,19 @@
     </w:p>
     <w:p>
       <w:pPr>
+        <w:keepNext w:val="0"/>
+        <w:widowControl/>
         <w:numPr>
           <w:ilvl w:val="0"/>
           <w:numId w:val="111"/>
         </w:numPr>
-        <w:spacing w:after="0" w:afterAutospacing="0" w:before="0" w:beforeAutospacing="0" w:lineRule="auto"/>
+        <w:spacing w:after="80" w:afterAutospacing="0" w:before="0" w:beforeAutospacing="0" w:lineRule="auto" w:line="252"/>
         <w:ind w:left="720" w:hanging="360"/>
       </w:pPr>
       <w:r>
         <w:rPr>
+          <w:rFonts w:ascii="Arial" w:hAnsi="Arial" w:eastAsia="Arial" w:cs="Arial"/>
+          <w:color w:val="111111"/>
           <w:rtl w:val="0"/>
         </w:rPr>
         <w:t xml:space="preserve">Current research question or engineering goal</w:t>
@@ -386,15 +524,19 @@
     </w:p>
     <w:p>
       <w:pPr>
+        <w:keepNext w:val="0"/>
+        <w:widowControl/>
         <w:numPr>
           <w:ilvl w:val="0"/>
           <w:numId w:val="111"/>
         </w:numPr>
-        <w:spacing w:after="0" w:afterAutospacing="0" w:before="0" w:beforeAutospacing="0" w:lineRule="auto"/>
+        <w:spacing w:after="80" w:afterAutospacing="0" w:before="0" w:beforeAutospacing="0" w:lineRule="auto" w:line="252"/>
         <w:ind w:left="720" w:hanging="360"/>
       </w:pPr>
       <w:r>
         <w:rPr>
+          <w:rFonts w:ascii="Arial" w:hAnsi="Arial" w:eastAsia="Arial" w:cs="Arial"/>
+          <w:color w:val="111111"/>
           <w:rtl w:val="0"/>
         </w:rPr>
         <w:t xml:space="preserve">Work completed so far</w:t>
@@ -402,15 +544,19 @@
     </w:p>
     <w:p>
       <w:pPr>
+        <w:keepNext w:val="0"/>
+        <w:widowControl/>
         <w:numPr>
           <w:ilvl w:val="0"/>
           <w:numId w:val="111"/>
         </w:numPr>
-        <w:spacing w:after="0" w:afterAutospacing="0" w:before="0" w:beforeAutospacing="0" w:lineRule="auto"/>
+        <w:spacing w:after="80" w:afterAutospacing="0" w:before="0" w:beforeAutospacing="0" w:lineRule="auto" w:line="252"/>
         <w:ind w:left="720" w:hanging="360"/>
       </w:pPr>
       <w:r>
         <w:rPr>
+          <w:rFonts w:ascii="Arial" w:hAnsi="Arial" w:eastAsia="Arial" w:cs="Arial"/>
+          <w:color w:val="111111"/>
           <w:rtl w:val="0"/>
         </w:rPr>
         <w:t xml:space="preserve">Pilot testing results</w:t>
@@ -418,15 +564,19 @@
     </w:p>
     <w:p>
       <w:pPr>
+        <w:keepNext w:val="0"/>
+        <w:widowControl/>
         <w:numPr>
           <w:ilvl w:val="0"/>
           <w:numId w:val="111"/>
         </w:numPr>
-        <w:spacing w:after="0" w:afterAutospacing="0" w:before="0" w:beforeAutospacing="0" w:lineRule="auto"/>
+        <w:spacing w:after="80" w:afterAutospacing="0" w:before="0" w:beforeAutospacing="0" w:lineRule="auto" w:line="252"/>
         <w:ind w:left="720" w:hanging="360"/>
       </w:pPr>
       <w:r>
         <w:rPr>
+          <w:rFonts w:ascii="Arial" w:hAnsi="Arial" w:eastAsia="Arial" w:cs="Arial"/>
+          <w:color w:val="111111"/>
           <w:rtl w:val="0"/>
         </w:rPr>
         <w:t xml:space="preserve">Method revisions</w:t>
@@ -434,15 +584,19 @@
     </w:p>
     <w:p>
       <w:pPr>
+        <w:keepNext w:val="0"/>
+        <w:widowControl/>
         <w:numPr>
           <w:ilvl w:val="0"/>
           <w:numId w:val="111"/>
         </w:numPr>
-        <w:spacing w:after="0" w:afterAutospacing="0" w:before="0" w:beforeAutospacing="0" w:lineRule="auto"/>
+        <w:spacing w:after="80" w:afterAutospacing="0" w:before="0" w:beforeAutospacing="0" w:lineRule="auto" w:line="252"/>
         <w:ind w:left="720" w:hanging="360"/>
       </w:pPr>
       <w:r>
         <w:rPr>
+          <w:rFonts w:ascii="Arial" w:hAnsi="Arial" w:eastAsia="Arial" w:cs="Arial"/>
+          <w:color w:val="111111"/>
           <w:rtl w:val="0"/>
         </w:rPr>
         <w:t xml:space="preserve">Data collected so far</w:t>
@@ -450,15 +604,19 @@
     </w:p>
     <w:p>
       <w:pPr>
+        <w:keepNext w:val="0"/>
+        <w:widowControl/>
         <w:numPr>
           <w:ilvl w:val="0"/>
           <w:numId w:val="111"/>
         </w:numPr>
-        <w:spacing w:after="0" w:afterAutospacing="0" w:before="0" w:beforeAutospacing="0" w:lineRule="auto"/>
+        <w:spacing w:after="80" w:afterAutospacing="0" w:before="0" w:beforeAutospacing="0" w:lineRule="auto" w:line="252"/>
         <w:ind w:left="720" w:hanging="360"/>
       </w:pPr>
       <w:r>
         <w:rPr>
+          <w:rFonts w:ascii="Arial" w:hAnsi="Arial" w:eastAsia="Arial" w:cs="Arial"/>
+          <w:color w:val="111111"/>
           <w:rtl w:val="0"/>
         </w:rPr>
         <w:t xml:space="preserve">Preliminary patterns or observations</w:t>
@@ -466,15 +624,19 @@
     </w:p>
     <w:p>
       <w:pPr>
+        <w:keepNext w:val="0"/>
+        <w:widowControl/>
         <w:numPr>
           <w:ilvl w:val="0"/>
           <w:numId w:val="111"/>
         </w:numPr>
-        <w:spacing w:after="0" w:afterAutospacing="0" w:before="0" w:beforeAutospacing="0" w:lineRule="auto"/>
+        <w:spacing w:after="80" w:afterAutospacing="0" w:before="0" w:beforeAutospacing="0" w:lineRule="auto" w:line="252"/>
         <w:ind w:left="720" w:hanging="360"/>
       </w:pPr>
       <w:r>
         <w:rPr>
+          <w:rFonts w:ascii="Arial" w:hAnsi="Arial" w:eastAsia="Arial" w:cs="Arial"/>
+          <w:color w:val="111111"/>
           <w:rtl w:val="0"/>
         </w:rPr>
         <w:t xml:space="preserve">Challenges and limitations</w:t>
@@ -482,15 +644,19 @@
     </w:p>
     <w:p>
       <w:pPr>
+        <w:keepNext w:val="0"/>
+        <w:widowControl/>
         <w:numPr>
           <w:ilvl w:val="0"/>
           <w:numId w:val="111"/>
         </w:numPr>
-        <w:spacing w:after="240" w:before="0" w:beforeAutospacing="0" w:lineRule="auto"/>
+        <w:spacing w:after="80" w:before="0" w:beforeAutospacing="0" w:lineRule="auto" w:line="252"/>
         <w:ind w:left="720" w:hanging="360"/>
       </w:pPr>
       <w:r>
         <w:rPr>
+          <w:rFonts w:ascii="Arial" w:hAnsi="Arial" w:eastAsia="Arial" w:cs="Arial"/>
+          <w:color w:val="111111"/>
           <w:rtl w:val="0"/>
         </w:rPr>
         <w:t xml:space="preserve">Next steps and updated timeline</w:t>
@@ -499,13 +665,14 @@
     <w:p>
       <w:pPr>
         <w:pStyle w:val="Heading3"/>
-        <w:keepNext w:val="0"/>
+        <w:keepNext/>
         <w:keepLines w:val="0"/>
-        <w:spacing w:before="280" w:lineRule="auto"/>
+        <w:widowControl/>
+        <w:spacing w:before="140" w:lineRule="auto" w:after="40" w:line="240"/>
         <w:rPr>
+          <w:rFonts w:ascii="Arial" w:hAnsi="Arial" w:eastAsia="Arial" w:cs="Arial"/>
           <w:b w:val="1"/>
           <w:bCs w:val="1"/>
-          <w:color w:val="000000"/>
           <w:sz w:val="26"/>
           <w:szCs w:val="26"/>
         </w:rPr>
@@ -514,9 +681,10 @@
       <w:bookmarkEnd w:id="95"/>
       <w:r>
         <w:rPr>
-          <w:b w:val="1"/>
+          <w:rFonts w:ascii="Arial" w:hAnsi="Arial" w:eastAsia="Arial" w:cs="Arial"/>
+          <w:b/>
           <w:bCs w:val="1"/>
-          <w:color w:val="000000"/>
+          <w:color w:val="111111"/>
           <w:sz w:val="26"/>
           <w:szCs w:val="26"/>
           <w:rtl w:val="0"/>
@@ -526,11 +694,17 @@
     </w:p>
     <w:p>
       <w:pPr>
-        <w:spacing w:after="240" w:before="240" w:lineRule="auto"/>
-        <w:rPr/>
+        <w:keepNext w:val="0"/>
+        <w:widowControl/>
+        <w:spacing w:after="80" w:before="0" w:lineRule="auto" w:line="252"/>
+        <w:rPr>
+          <w:rFonts w:ascii="Arial" w:hAnsi="Arial" w:eastAsia="Arial" w:cs="Arial"/>
+        </w:rPr>
       </w:pPr>
       <w:r>
         <w:rPr>
+          <w:rFonts w:ascii="Arial" w:hAnsi="Arial" w:eastAsia="Arial" w:cs="Arial"/>
+          <w:color w:val="111111"/>
           <w:rtl w:val="0"/>
         </w:rPr>
         <w:t xml:space="preserve">Students draft the progress report using Student Handout 14.</w:t>
@@ -538,11 +712,17 @@
     </w:p>
     <w:p>
       <w:pPr>
-        <w:spacing w:after="240" w:before="240" w:lineRule="auto"/>
-        <w:rPr/>
+        <w:keepNext w:val="0"/>
+        <w:widowControl/>
+        <w:spacing w:after="80" w:before="0" w:lineRule="auto" w:line="252"/>
+        <w:rPr>
+          <w:rFonts w:ascii="Arial" w:hAnsi="Arial" w:eastAsia="Arial" w:cs="Arial"/>
+        </w:rPr>
       </w:pPr>
       <w:r>
         <w:rPr>
+          <w:rFonts w:ascii="Arial" w:hAnsi="Arial" w:eastAsia="Arial" w:cs="Arial"/>
+          <w:color w:val="111111"/>
           <w:rtl w:val="0"/>
         </w:rPr>
         <w:t xml:space="preserve">Students should include at least one data table, graph draft, image, prototype photo, or organized evidence sample if available.</w:t>
@@ -551,13 +731,14 @@
     <w:p>
       <w:pPr>
         <w:pStyle w:val="Heading3"/>
-        <w:keepNext w:val="0"/>
+        <w:keepNext/>
         <w:keepLines w:val="0"/>
-        <w:spacing w:before="280" w:lineRule="auto"/>
+        <w:widowControl/>
+        <w:spacing w:before="140" w:lineRule="auto" w:after="40" w:line="240"/>
         <w:rPr>
+          <w:rFonts w:ascii="Arial" w:hAnsi="Arial" w:eastAsia="Arial" w:cs="Arial"/>
           <w:b w:val="1"/>
           <w:bCs w:val="1"/>
-          <w:color w:val="000000"/>
           <w:sz w:val="26"/>
           <w:szCs w:val="26"/>
         </w:rPr>
@@ -566,9 +747,10 @@
       <w:bookmarkEnd w:id="96"/>
       <w:r>
         <w:rPr>
-          <w:b w:val="1"/>
+          <w:rFonts w:ascii="Arial" w:hAnsi="Arial" w:eastAsia="Arial" w:cs="Arial"/>
+          <w:b/>
           <w:bCs w:val="1"/>
-          <w:color w:val="000000"/>
+          <w:color w:val="111111"/>
           <w:sz w:val="26"/>
           <w:szCs w:val="26"/>
           <w:rtl w:val="0"/>
@@ -578,11 +760,17 @@
     </w:p>
     <w:p>
       <w:pPr>
-        <w:spacing w:after="240" w:before="240" w:lineRule="auto"/>
-        <w:rPr/>
+        <w:keepNext w:val="0"/>
+        <w:widowControl/>
+        <w:spacing w:after="80" w:before="0" w:lineRule="auto" w:line="252"/>
+        <w:rPr>
+          <w:rFonts w:ascii="Arial" w:hAnsi="Arial" w:eastAsia="Arial" w:cs="Arial"/>
+        </w:rPr>
       </w:pPr>
       <w:r>
         <w:rPr>
+          <w:rFonts w:ascii="Arial" w:hAnsi="Arial" w:eastAsia="Arial" w:cs="Arial"/>
+          <w:color w:val="111111"/>
           <w:rtl w:val="0"/>
         </w:rPr>
         <w:t xml:space="preserve">Students exchange progress reports or meet with the teacher for brief feedback.</w:t>
@@ -590,11 +778,17 @@
     </w:p>
     <w:p>
       <w:pPr>
-        <w:spacing w:after="240" w:before="240" w:lineRule="auto"/>
-        <w:rPr/>
+        <w:keepNext w:val="0"/>
+        <w:widowControl/>
+        <w:spacing w:after="80" w:before="0" w:lineRule="auto" w:line="252"/>
+        <w:rPr>
+          <w:rFonts w:ascii="Arial" w:hAnsi="Arial" w:eastAsia="Arial" w:cs="Arial"/>
+        </w:rPr>
       </w:pPr>
       <w:r>
         <w:rPr>
+          <w:rFonts w:ascii="Arial" w:hAnsi="Arial" w:eastAsia="Arial" w:cs="Arial"/>
+          <w:color w:val="111111"/>
           <w:rtl w:val="0"/>
         </w:rPr>
         <w:t xml:space="preserve">Review focus:</w:t>
@@ -602,15 +796,19 @@
     </w:p>
     <w:p>
       <w:pPr>
+        <w:keepNext w:val="0"/>
+        <w:widowControl/>
         <w:numPr>
           <w:ilvl w:val="0"/>
           <w:numId w:val="26"/>
         </w:numPr>
-        <w:spacing w:after="0" w:afterAutospacing="0" w:before="240" w:lineRule="auto"/>
+        <w:spacing w:after="80" w:afterAutospacing="0" w:before="0" w:lineRule="auto" w:line="252"/>
         <w:ind w:left="720" w:hanging="360"/>
       </w:pPr>
       <w:r>
         <w:rPr>
+          <w:rFonts w:ascii="Arial" w:hAnsi="Arial" w:eastAsia="Arial" w:cs="Arial"/>
+          <w:color w:val="111111"/>
           <w:rtl w:val="0"/>
         </w:rPr>
         <w:t xml:space="preserve">Is the project status clear?</w:t>
@@ -618,15 +816,19 @@
     </w:p>
     <w:p>
       <w:pPr>
+        <w:keepNext w:val="0"/>
+        <w:widowControl/>
         <w:numPr>
           <w:ilvl w:val="0"/>
           <w:numId w:val="26"/>
         </w:numPr>
-        <w:spacing w:after="0" w:afterAutospacing="0" w:before="0" w:beforeAutospacing="0" w:lineRule="auto"/>
+        <w:spacing w:after="80" w:afterAutospacing="0" w:before="0" w:beforeAutospacing="0" w:lineRule="auto" w:line="252"/>
         <w:ind w:left="720" w:hanging="360"/>
       </w:pPr>
       <w:r>
         <w:rPr>
+          <w:rFonts w:ascii="Arial" w:hAnsi="Arial" w:eastAsia="Arial" w:cs="Arial"/>
+          <w:color w:val="111111"/>
           <w:rtl w:val="0"/>
         </w:rPr>
         <w:t xml:space="preserve">Is the data described honestly?</w:t>
@@ -634,15 +836,19 @@
     </w:p>
     <w:p>
       <w:pPr>
+        <w:keepNext w:val="0"/>
+        <w:widowControl/>
         <w:numPr>
           <w:ilvl w:val="0"/>
           <w:numId w:val="26"/>
         </w:numPr>
-        <w:spacing w:after="0" w:afterAutospacing="0" w:before="0" w:beforeAutospacing="0" w:lineRule="auto"/>
+        <w:spacing w:after="80" w:afterAutospacing="0" w:before="0" w:beforeAutospacing="0" w:lineRule="auto" w:line="252"/>
         <w:ind w:left="720" w:hanging="360"/>
       </w:pPr>
       <w:r>
         <w:rPr>
+          <w:rFonts w:ascii="Arial" w:hAnsi="Arial" w:eastAsia="Arial" w:cs="Arial"/>
+          <w:color w:val="111111"/>
           <w:rtl w:val="0"/>
         </w:rPr>
         <w:t xml:space="preserve">Are problems documented?</w:t>
@@ -650,15 +856,19 @@
     </w:p>
     <w:p>
       <w:pPr>
+        <w:keepNext w:val="0"/>
+        <w:widowControl/>
         <w:numPr>
           <w:ilvl w:val="0"/>
           <w:numId w:val="26"/>
         </w:numPr>
-        <w:spacing w:after="240" w:before="0" w:beforeAutospacing="0" w:lineRule="auto"/>
+        <w:spacing w:after="80" w:before="0" w:beforeAutospacing="0" w:lineRule="auto" w:line="252"/>
         <w:ind w:left="720" w:hanging="360"/>
       </w:pPr>
       <w:r>
         <w:rPr>
+          <w:rFonts w:ascii="Arial" w:hAnsi="Arial" w:eastAsia="Arial" w:cs="Arial"/>
+          <w:color w:val="111111"/>
           <w:rtl w:val="0"/>
         </w:rPr>
         <w:t xml:space="preserve">Are next steps realistic?</w:t>
@@ -667,13 +877,14 @@
     <w:p>
       <w:pPr>
         <w:pStyle w:val="Heading3"/>
-        <w:keepNext w:val="0"/>
+        <w:keepNext/>
         <w:keepLines w:val="0"/>
-        <w:spacing w:before="280" w:lineRule="auto"/>
+        <w:widowControl/>
+        <w:spacing w:before="140" w:lineRule="auto" w:after="40" w:line="240"/>
         <w:rPr>
+          <w:rFonts w:ascii="Arial" w:hAnsi="Arial" w:eastAsia="Arial" w:cs="Arial"/>
           <w:b w:val="1"/>
           <w:bCs w:val="1"/>
-          <w:color w:val="000000"/>
           <w:sz w:val="26"/>
           <w:szCs w:val="26"/>
         </w:rPr>
@@ -682,9 +893,10 @@
       <w:bookmarkEnd w:id="97"/>
       <w:r>
         <w:rPr>
-          <w:b w:val="1"/>
+          <w:rFonts w:ascii="Arial" w:hAnsi="Arial" w:eastAsia="Arial" w:cs="Arial"/>
+          <w:b/>
           <w:bCs w:val="1"/>
-          <w:color w:val="000000"/>
+          <w:color w:val="111111"/>
           <w:sz w:val="26"/>
           <w:szCs w:val="26"/>
           <w:rtl w:val="0"/>
@@ -694,11 +906,17 @@
     </w:p>
     <w:p>
       <w:pPr>
-        <w:spacing w:after="240" w:before="240" w:lineRule="auto"/>
-        <w:rPr/>
+        <w:keepNext w:val="0"/>
+        <w:widowControl/>
+        <w:spacing w:after="80" w:before="0" w:lineRule="auto" w:line="252"/>
+        <w:rPr>
+          <w:rFonts w:ascii="Arial" w:hAnsi="Arial" w:eastAsia="Arial" w:cs="Arial"/>
+        </w:rPr>
       </w:pPr>
       <w:r>
         <w:rPr>
+          <w:rFonts w:ascii="Arial" w:hAnsi="Arial" w:eastAsia="Arial" w:cs="Arial"/>
+          <w:color w:val="111111"/>
           <w:rtl w:val="0"/>
         </w:rPr>
         <w:t xml:space="preserve">Students submit the mid-project progress report.</w:t>
@@ -706,11 +924,17 @@
     </w:p>
     <w:p>
       <w:pPr>
-        <w:spacing w:after="240" w:before="240" w:lineRule="auto"/>
-        <w:rPr/>
+        <w:keepNext w:val="0"/>
+        <w:widowControl/>
+        <w:spacing w:after="80" w:before="0" w:lineRule="auto" w:line="252"/>
+        <w:rPr>
+          <w:rFonts w:ascii="Arial" w:hAnsi="Arial" w:eastAsia="Arial" w:cs="Arial"/>
+        </w:rPr>
       </w:pPr>
       <w:r>
         <w:rPr>
+          <w:rFonts w:ascii="Arial" w:hAnsi="Arial" w:eastAsia="Arial" w:cs="Arial"/>
+          <w:color w:val="111111"/>
           <w:rtl w:val="0"/>
         </w:rPr>
         <w:t xml:space="preserve">Teacher may use this report to identify students who need intervention before Unit 4.</w:t>
@@ -719,10 +943,12 @@
     <w:p>
       <w:pPr>
         <w:pStyle w:val="Heading2"/>
-        <w:keepNext w:val="0"/>
+        <w:keepNext/>
         <w:keepLines w:val="0"/>
-        <w:spacing w:after="80" w:lineRule="auto"/>
+        <w:widowControl/>
+        <w:spacing w:after="80" w:lineRule="auto" w:before="220" w:line="240"/>
         <w:rPr>
+          <w:rFonts w:ascii="Arial" w:hAnsi="Arial" w:eastAsia="Arial" w:cs="Arial"/>
           <w:b w:val="1"/>
           <w:bCs w:val="1"/>
           <w:sz w:val="34"/>
@@ -733,8 +959,10 @@
       <w:bookmarkEnd w:id="98"/>
       <w:r>
         <w:rPr>
-          <w:b w:val="1"/>
+          <w:rFonts w:ascii="Arial" w:hAnsi="Arial" w:eastAsia="Arial" w:cs="Arial"/>
+          <w:b/>
           <w:bCs w:val="1"/>
+          <w:color w:val="E31B23"/>
           <w:sz w:val="34"/>
           <w:szCs w:val="34"/>
           <w:rtl w:val="0"/>
@@ -744,15 +972,20 @@
     </w:p>
     <w:p>
       <w:pPr>
+        <w:keepNext w:val="0"/>
+        <w:widowControl/>
         <w:numPr>
           <w:ilvl w:val="0"/>
-          <w:numId w:val="56"/>
+          <w:numId w:val="123"/>
         </w:numPr>
-        <w:spacing w:after="0" w:afterAutospacing="0" w:before="240" w:lineRule="auto"/>
-        <w:ind w:left="720" w:hanging="360"/>
+        <w:pStyle w:val="ListBullet"/>
+        <w:spacing w:after="40" w:afterAutospacing="0" w:before="0" w:lineRule="auto" w:line="252"/>
+        <w:ind/>
       </w:pPr>
       <w:r>
         <w:rPr>
+          <w:rFonts w:ascii="Arial" w:hAnsi="Arial" w:eastAsia="Arial" w:cs="Arial"/>
+          <w:color w:val="111111"/>
           <w:rtl w:val="0"/>
         </w:rPr>
         <w:t xml:space="preserve">Mid-project progress report draft</w:t>
@@ -760,15 +993,20 @@
     </w:p>
     <w:p>
       <w:pPr>
+        <w:keepNext w:val="0"/>
+        <w:widowControl/>
         <w:numPr>
           <w:ilvl w:val="0"/>
-          <w:numId w:val="56"/>
+          <w:numId w:val="123"/>
         </w:numPr>
-        <w:spacing w:after="0" w:afterAutospacing="0" w:before="0" w:beforeAutospacing="0" w:lineRule="auto"/>
-        <w:ind w:left="720" w:hanging="360"/>
+        <w:pStyle w:val="ListBullet"/>
+        <w:spacing w:after="40" w:afterAutospacing="0" w:before="0" w:beforeAutospacing="0" w:lineRule="auto" w:line="252"/>
+        <w:ind/>
       </w:pPr>
       <w:r>
         <w:rPr>
+          <w:rFonts w:ascii="Arial" w:hAnsi="Arial" w:eastAsia="Arial" w:cs="Arial"/>
+          <w:color w:val="111111"/>
           <w:rtl w:val="0"/>
         </w:rPr>
         <w:t xml:space="preserve">Peer or teacher feedback</w:t>
@@ -776,15 +1014,20 @@
     </w:p>
     <w:p>
       <w:pPr>
+        <w:keepNext w:val="0"/>
+        <w:widowControl/>
         <w:numPr>
           <w:ilvl w:val="0"/>
-          <w:numId w:val="56"/>
+          <w:numId w:val="123"/>
         </w:numPr>
-        <w:spacing w:after="240" w:before="0" w:beforeAutospacing="0" w:lineRule="auto"/>
-        <w:ind w:left="720" w:hanging="360"/>
+        <w:pStyle w:val="ListBullet"/>
+        <w:spacing w:after="40" w:before="0" w:beforeAutospacing="0" w:lineRule="auto" w:line="252"/>
+        <w:ind/>
       </w:pPr>
       <w:r>
         <w:rPr>
+          <w:rFonts w:ascii="Arial" w:hAnsi="Arial" w:eastAsia="Arial" w:cs="Arial"/>
+          <w:color w:val="111111"/>
           <w:rtl w:val="0"/>
         </w:rPr>
         <w:t xml:space="preserve">Final mid-project progress report</w:t>
@@ -793,10 +1036,12 @@
     <w:p>
       <w:pPr>
         <w:pStyle w:val="Heading2"/>
-        <w:keepNext w:val="0"/>
+        <w:keepNext/>
         <w:keepLines w:val="0"/>
-        <w:spacing w:after="80" w:lineRule="auto"/>
+        <w:widowControl/>
+        <w:spacing w:after="80" w:lineRule="auto" w:before="220" w:line="240"/>
         <w:rPr>
+          <w:rFonts w:ascii="Arial" w:hAnsi="Arial" w:eastAsia="Arial" w:cs="Arial"/>
           <w:b w:val="1"/>
           <w:bCs w:val="1"/>
           <w:sz w:val="34"/>
@@ -807,8 +1052,10 @@
       <w:bookmarkEnd w:id="99"/>
       <w:r>
         <w:rPr>
-          <w:b w:val="1"/>
+          <w:rFonts w:ascii="Arial" w:hAnsi="Arial" w:eastAsia="Arial" w:cs="Arial"/>
+          <w:b/>
           <w:bCs w:val="1"/>
+          <w:color w:val="E31B23"/>
           <w:sz w:val="34"/>
           <w:szCs w:val="34"/>
           <w:rtl w:val="0"/>
@@ -818,38 +1065,72 @@
     </w:p>
     <w:p>
       <w:pPr>
-        <w:spacing w:after="240" w:before="240" w:lineRule="auto"/>
-        <w:rPr/>
+        <w:keepNext w:val="0"/>
+        <w:widowControl/>
+        <w:spacing w:after="80" w:before="0" w:lineRule="auto" w:line="252"/>
+        <w:rPr>
+          <w:rFonts w:ascii="Arial" w:hAnsi="Arial" w:eastAsia="Arial" w:cs="Arial"/>
+        </w:rPr>
       </w:pPr>
       <w:r>
         <w:rPr>
+          <w:rFonts w:ascii="Arial" w:hAnsi="Arial" w:eastAsia="Arial" w:cs="Arial"/>
+          <w:color w:val="111111"/>
           <w:rtl w:val="0"/>
         </w:rPr>
         <w:t xml:space="preserve">This is a critical checkpoint. Students without usable data by Week 12 need a focused recovery plan. That may include reducing scope, simplifying a method, switching to analysis of existing data, or completing a smaller but defensible version of the original project.</w:t>
       </w:r>
     </w:p>
-    <w:p>
-      <w:pPr>
-        <w:rPr/>
-      </w:pPr>
-      <w:r>
-        <w:pict>
-          <v:rect style="width:0.0pt;height:1.5pt" o:hr="t" o:hrstd="t" o:hralign="center" fillcolor="#A0A0A0" stroked="f"/>
-        </w:pict>
-      </w:r>
-      <w:r>
-        <w:rPr>
-          <w:rtl w:val="0"/>
-        </w:rPr>
-      </w:r>
-    </w:p>
     <w:sectPr>
-      <w:pgSz w:h="15840" w:w="12240" w:orient="portrait"/>
-      <w:pgMar w:bottom="1440" w:top="1440" w:left="1440" w:right="1440" w:header="720" w:footer="720"/>
+      <w:headerReference w:type="default" r:id="rId6"/>
+      <w:footerReference w:type="default" r:id="rId7"/>
+      <w:pgSz w:h="15840" w:w="12240"/>
+      <w:pgMar w:bottom="864" w:top="936" w:left="1080" w:right="1080" w:header="360" w:footer="432"/>
       <w:pgNumType w:start="1"/>
     </w:sectPr>
   </w:body>
 </w:document>
+</file>
+
+<file path=word/footer1.xml><?xml version="1.0" encoding="utf-8"?>
+<w:ftr xmlns:m="http://schemas.openxmlformats.org/officeDocument/2006/math" xmlns:mc="http://schemas.openxmlformats.org/markup-compatibility/2006" xmlns:mo="http://schemas.microsoft.com/office/mac/office/2008/main" xmlns:mv="urn:schemas-microsoft-com:mac:vml" xmlns:o="urn:schemas-microsoft-com:office:office" xmlns:r="http://schemas.openxmlformats.org/officeDocument/2006/relationships" xmlns:v="urn:schemas-microsoft-com:vml" xmlns:w10="urn:schemas-microsoft-com:office:word" xmlns:w14="http://schemas.microsoft.com/office/word/2010/wordml" xmlns:w="http://schemas.openxmlformats.org/wordprocessingml/2006/main" xmlns:wne="http://schemas.microsoft.com/office/word/2006/wordml" xmlns:wp14="http://schemas.microsoft.com/office/word/2010/wordprocessingDrawing" xmlns:wp="http://schemas.openxmlformats.org/drawingml/2006/wordprocessingDrawing" xmlns:wpc="http://schemas.microsoft.com/office/word/2010/wordprocessingCanvas" xmlns:wpg="http://schemas.microsoft.com/office/word/2010/wordprocessingGroup" xmlns:wpi="http://schemas.microsoft.com/office/word/2010/wordprocessingInk" xmlns:wps="http://schemas.microsoft.com/office/word/2010/wordprocessingShape" mc:Ignorable="w14 wp14">
+  <w:p>
+    <w:pPr>
+      <w:pStyle w:val="footer"/>
+      <w:jc w:val="center"/>
+    </w:pPr>
+    <w:r>
+      <w:rPr>
+        <w:rFonts w:ascii="Arial" w:hAnsi="Arial"/>
+        <w:color w:val="555555"/>
+        <w:sz w:val="17"/>
+      </w:rPr>
+      <w:t xml:space="preserve">STARLAB | UNIT 3 | WEEK 12 | PAGE </w:t>
+    </w:r>
+    <w:r>
+      <w:rPr>
+        <w:rFonts w:ascii="Arial" w:hAnsi="Arial"/>
+        <w:color w:val="555555"/>
+        <w:sz w:val="17"/>
+      </w:rPr>
+      <w:fldChar w:fldCharType="begin"/>
+      <w:instrText xml:space="preserve"> PAGE </w:instrText>
+      <w:fldChar w:fldCharType="separate"/>
+      <w:t>1</w:t>
+      <w:fldChar w:fldCharType="end"/>
+    </w:r>
+  </w:p>
+</w:ftr>
+</file>
+
+<file path=word/header1.xml><?xml version="1.0" encoding="utf-8"?>
+<w:hdr xmlns:m="http://schemas.openxmlformats.org/officeDocument/2006/math" xmlns:mc="http://schemas.openxmlformats.org/markup-compatibility/2006" xmlns:mo="http://schemas.microsoft.com/office/mac/office/2008/main" xmlns:mv="urn:schemas-microsoft-com:mac:vml" xmlns:o="urn:schemas-microsoft-com:office:office" xmlns:r="http://schemas.openxmlformats.org/officeDocument/2006/relationships" xmlns:v="urn:schemas-microsoft-com:vml" xmlns:w10="urn:schemas-microsoft-com:office:word" xmlns:w14="http://schemas.microsoft.com/office/word/2010/wordml" xmlns:w="http://schemas.openxmlformats.org/wordprocessingml/2006/main" xmlns:wne="http://schemas.microsoft.com/office/word/2006/wordml" xmlns:wp14="http://schemas.microsoft.com/office/word/2010/wordprocessingDrawing" xmlns:wp="http://schemas.openxmlformats.org/drawingml/2006/wordprocessingDrawing" xmlns:wpc="http://schemas.microsoft.com/office/word/2010/wordprocessingCanvas" xmlns:wpg="http://schemas.microsoft.com/office/word/2010/wordprocessingGroup" xmlns:wpi="http://schemas.microsoft.com/office/word/2010/wordprocessingInk" xmlns:wps="http://schemas.microsoft.com/office/word/2010/wordprocessingShape" mc:Ignorable="w14 wp14">
+  <w:p>
+    <w:pPr>
+      <w:pStyle w:val="Header"/>
+    </w:pPr>
+  </w:p>
+</w:hdr>
 </file>
 
 <file path=word/numbering.xml><?xml version="1.0" encoding="utf-8"?>
@@ -14640,6 +14921,28 @@
   <w:num w:numId="122">
     <w:abstractNumId w:val="122"/>
   </w:num>
+  <w:abstractNum w:abstractNumId="123">
+    <w:multiLevelType w:val="singleLevel"/>
+    <w:lvl w:ilvl="0">
+      <w:start w:val="1"/>
+      <w:numFmt w:val="bullet"/>
+      <w:lvlText w:val="•"/>
+      <w:lvlJc w:val="left"/>
+      <w:pPr>
+        <w:tabs>
+          <w:tab w:val="num" w:pos="360"/>
+        </w:tabs>
+        <w:ind w:left="540" w:hanging="180"/>
+      </w:pPr>
+      <w:rPr>
+        <w:rFonts w:ascii="Arial" w:hAnsi="Arial" w:eastAsia="Arial" w:cs="Arial"/>
+        <w:sz w:val="21"/>
+      </w:rPr>
+    </w:lvl>
+  </w:abstractNum>
+  <w:num w:numId="123">
+    <w:abstractNumId w:val="123"/>
+  </w:num>
 </w:numbering>
 </file>
 
@@ -14673,19 +14976,34 @@
   </w:style>
   <w:style w:type="paragraph" w:styleId="Normal" w:default="1">
     <w:name w:val="normal"/>
+    <w:pPr>
+      <w:widowControl/>
+      <w:spacing w:before="0" w:after="80" w:line="252" w:lineRule="auto"/>
+    </w:pPr>
+    <w:rPr>
+      <w:rFonts w:ascii="Arial" w:hAnsi="Arial" w:eastAsia="Arial" w:cs="Arial"/>
+      <w:b w:val="0"/>
+      <w:i w:val="0"/>
+      <w:color w:val="111111"/>
+      <w:sz w:val="20"/>
+    </w:rPr>
   </w:style>
   <w:style w:type="paragraph" w:styleId="Heading1">
     <w:name w:val="heading 1"/>
     <w:basedOn w:val="Normal"/>
     <w:next w:val="Normal"/>
     <w:pPr>
-      <w:keepNext w:val="1"/>
+      <w:keepNext/>
       <w:keepLines w:val="1"/>
       <w:pageBreakBefore w:val="0"/>
-      <w:spacing w:after="120" w:before="400" w:lineRule="auto"/>
+      <w:spacing w:after="120" w:before="280" w:lineRule="auto"/>
     </w:pPr>
     <w:rPr>
-      <w:sz w:val="40"/>
+      <w:rFonts w:ascii="Arial" w:hAnsi="Arial" w:eastAsia="Arial" w:cs="Arial"/>
+      <w:b/>
+      <w:i w:val="0"/>
+      <w:color w:val="E31B23"/>
+      <w:sz w:val="32"/>
       <w:szCs w:val="40"/>
     </w:rPr>
   </w:style>
@@ -14694,15 +15012,18 @@
     <w:basedOn w:val="Normal"/>
     <w:next w:val="Normal"/>
     <w:pPr>
-      <w:keepNext w:val="1"/>
+      <w:keepNext/>
       <w:keepLines w:val="1"/>
       <w:pageBreakBefore w:val="0"/>
-      <w:spacing w:after="120" w:before="360" w:lineRule="auto"/>
+      <w:spacing w:after="80" w:before="220" w:lineRule="auto"/>
     </w:pPr>
     <w:rPr>
-      <w:b w:val="0"/>
+      <w:rFonts w:ascii="Arial" w:hAnsi="Arial" w:eastAsia="Arial" w:cs="Arial"/>
+      <w:b/>
       <w:bCs w:val="0"/>
-      <w:sz w:val="32"/>
+      <w:i w:val="0"/>
+      <w:color w:val="E31B23"/>
+      <w:sz w:val="27"/>
       <w:szCs w:val="32"/>
     </w:rPr>
   </w:style>
@@ -14711,16 +15032,18 @@
     <w:basedOn w:val="Normal"/>
     <w:next w:val="Normal"/>
     <w:pPr>
-      <w:keepNext w:val="1"/>
+      <w:keepNext/>
       <w:keepLines w:val="1"/>
       <w:pageBreakBefore w:val="0"/>
-      <w:spacing w:after="80" w:before="320" w:lineRule="auto"/>
+      <w:spacing w:after="40" w:before="140" w:lineRule="auto"/>
     </w:pPr>
     <w:rPr>
-      <w:b w:val="0"/>
+      <w:rFonts w:ascii="Arial" w:hAnsi="Arial" w:eastAsia="Arial" w:cs="Arial"/>
+      <w:b/>
       <w:bCs w:val="0"/>
-      <w:color w:val="434343"/>
-      <w:sz w:val="28"/>
+      <w:i w:val="0"/>
+      <w:color w:val="111111"/>
+      <w:sz w:val="23"/>
       <w:szCs w:val="28"/>
     </w:rPr>
   </w:style>
@@ -14735,7 +15058,7 @@
       <w:spacing w:after="80" w:before="280" w:lineRule="auto"/>
     </w:pPr>
     <w:rPr>
-      <w:color w:val="666666"/>
+      <w:color w:val="555555"/>
       <w:sz w:val="24"/>
       <w:szCs w:val="24"/>
     </w:rPr>
@@ -14751,7 +15074,7 @@
       <w:spacing w:after="80" w:before="240" w:lineRule="auto"/>
     </w:pPr>
     <w:rPr>
-      <w:color w:val="666666"/>
+      <w:color w:val="555555"/>
       <w:sz w:val="22"/>
       <w:szCs w:val="22"/>
     </w:rPr>
@@ -14769,7 +15092,7 @@
     <w:rPr>
       <w:i w:val="1"/>
       <w:iCs w:val="1"/>
-      <w:color w:val="666666"/>
+      <w:color w:val="555555"/>
       <w:sz w:val="22"/>
       <w:szCs w:val="22"/>
     </w:rPr>
@@ -14782,10 +15105,14 @@
       <w:keepNext w:val="1"/>
       <w:keepLines w:val="1"/>
       <w:pageBreakBefore w:val="0"/>
-      <w:spacing w:after="60" w:before="0" w:lineRule="auto"/>
+      <w:spacing w:after="80" w:before="0" w:lineRule="auto"/>
     </w:pPr>
     <w:rPr>
-      <w:sz w:val="52"/>
+      <w:rFonts w:ascii="Arial" w:hAnsi="Arial" w:eastAsia="Arial" w:cs="Arial"/>
+      <w:b/>
+      <w:i w:val="0"/>
+      <w:color w:val="111111"/>
+      <w:sz w:val="48"/>
       <w:szCs w:val="52"/>
     </w:rPr>
   </w:style>
@@ -14797,14 +15124,15 @@
       <w:keepNext w:val="1"/>
       <w:keepLines w:val="1"/>
       <w:pageBreakBefore w:val="0"/>
-      <w:spacing w:after="320" w:before="0" w:lineRule="auto"/>
+      <w:spacing w:after="240" w:before="0" w:lineRule="auto"/>
     </w:pPr>
     <w:rPr>
       <w:rFonts w:ascii="Arial" w:cs="Arial" w:eastAsia="Arial" w:hAnsi="Arial"/>
+      <w:b/>
       <w:i w:val="0"/>
       <w:iCs w:val="0"/>
-      <w:color w:val="666666"/>
-      <w:sz w:val="30"/>
+      <w:color w:val="555555"/>
+      <w:sz w:val="21"/>
       <w:szCs w:val="30"/>
     </w:rPr>
   </w:style>
@@ -14872,6 +15200,132 @@
       <w:tblCellMar/>
     </w:tblPr>
   </w:style>
+  <w:style w:type="paragraph" w:customStyle="1" w:styleId="STARLABBrand">
+    <w:name w:val="STARLAB Brand"/>
+    <w:basedOn w:val="Normal"/>
+    <w:pPr>
+      <w:keepNext/>
+      <w:spacing w:before="0" w:after="40"/>
+    </w:pPr>
+    <w:rPr>
+      <w:rFonts w:ascii="Arial" w:hAnsi="Arial" w:eastAsia="Arial" w:cs="Arial"/>
+      <w:b/>
+      <w:i w:val="0"/>
+      <w:color w:val="E31B23"/>
+      <w:sz w:val="21"/>
+    </w:rPr>
+  </w:style>
+  <w:style w:type="paragraph" w:customStyle="1" w:styleId="STARLABWeekTitle">
+    <w:name w:val="STARLAB Week Title"/>
+    <w:basedOn w:val="Normal"/>
+    <w:pPr>
+      <w:keepNext/>
+      <w:spacing w:before="0" w:after="80" w:line="240" w:lineRule="auto"/>
+    </w:pPr>
+    <w:rPr>
+      <w:rFonts w:ascii="Arial" w:hAnsi="Arial" w:eastAsia="Arial" w:cs="Arial"/>
+      <w:b/>
+      <w:i w:val="0"/>
+      <w:color w:val="111111"/>
+      <w:sz w:val="48"/>
+    </w:rPr>
+  </w:style>
+  <w:style w:type="paragraph" w:customStyle="1" w:styleId="STARLABGuideSubtitle">
+    <w:name w:val="STARLAB Guide Subtitle"/>
+    <w:basedOn w:val="Normal"/>
+    <w:pPr>
+      <w:keepNext/>
+      <w:spacing w:before="0" w:after="260"/>
+    </w:pPr>
+    <w:rPr>
+      <w:rFonts w:ascii="Arial" w:hAnsi="Arial" w:eastAsia="Arial" w:cs="Arial"/>
+      <w:b/>
+      <w:i w:val="0"/>
+      <w:color w:val="555555"/>
+      <w:sz w:val="21"/>
+    </w:rPr>
+  </w:style>
+  <w:style w:type="paragraph" w:customStyle="1" w:styleId="STARLABLabel">
+    <w:name w:val="STARLAB Label"/>
+    <w:basedOn w:val="Normal"/>
+    <w:pPr>
+      <w:keepNext/>
+      <w:spacing w:before="80" w:after="20"/>
+    </w:pPr>
+    <w:rPr>
+      <w:rFonts w:ascii="Arial" w:hAnsi="Arial" w:eastAsia="Arial" w:cs="Arial"/>
+      <w:b/>
+      <w:i w:val="0"/>
+      <w:color w:val="111111"/>
+      <w:sz w:val="20"/>
+    </w:rPr>
+  </w:style>
+  <w:style w:type="paragraph" w:customStyle="1" w:styleId="STARLABDeckUse">
+    <w:name w:val="STARLAB Deck Use"/>
+    <w:basedOn w:val="Normal"/>
+    <w:pPr>
+      <w:keepLines/>
+      <w:spacing w:before="40" w:after="140"/>
+      <w:ind w:left="187" w:right="115"/>
+    </w:pPr>
+    <w:rPr>
+      <w:rFonts w:ascii="Arial" w:hAnsi="Arial" w:eastAsia="Arial" w:cs="Arial"/>
+      <w:b w:val="0"/>
+      <w:i w:val="0"/>
+      <w:color w:val="111111"/>
+      <w:sz w:val="20"/>
+    </w:rPr>
+  </w:style>
+  <w:style w:type="paragraph" w:customStyle="1" w:styleId="ListBullet">
+    <w:name w:val="List Bullet"/>
+    <w:pPr>
+      <w:spacing w:before="0" w:after="40" w:line="252" w:lineRule="auto"/>
+    </w:pPr>
+    <w:rPr>
+      <w:rFonts w:ascii="Arial" w:hAnsi="Arial" w:eastAsia="Arial" w:cs="Arial"/>
+      <w:b w:val="0"/>
+      <w:i w:val="0"/>
+      <w:color w:val="111111"/>
+      <w:sz w:val="20"/>
+    </w:rPr>
+  </w:style>
+  <w:style w:type="paragraph" w:customStyle="1" w:styleId="ListNumber">
+    <w:name w:val="List Number"/>
+    <w:pPr>
+      <w:spacing w:before="0" w:after="40" w:line="252" w:lineRule="auto"/>
+    </w:pPr>
+    <w:rPr>
+      <w:rFonts w:ascii="Arial" w:hAnsi="Arial" w:eastAsia="Arial" w:cs="Arial"/>
+      <w:b w:val="0"/>
+      <w:i w:val="0"/>
+      <w:color w:val="111111"/>
+      <w:sz w:val="20"/>
+    </w:rPr>
+  </w:style>
+  <w:style w:type="paragraph" w:customStyle="1" w:styleId="footer">
+    <w:name w:val="footer"/>
+    <w:pPr>
+      <w:spacing w:before="0" w:after="0"/>
+    </w:pPr>
+    <w:rPr>
+      <w:rFonts w:ascii="Arial" w:hAnsi="Arial" w:eastAsia="Arial" w:cs="Arial"/>
+      <w:b w:val="0"/>
+      <w:i w:val="0"/>
+      <w:color w:val="555555"/>
+      <w:sz w:val="17"/>
+    </w:rPr>
+  </w:style>
+  <w:style w:type="character" w:customStyle="1" w:styleId="Hyperlink">
+    <w:name w:val="Hyperlink"/>
+    <w:rPr>
+      <w:rFonts w:ascii="Arial" w:hAnsi="Arial" w:eastAsia="Arial" w:cs="Arial"/>
+      <w:b w:val="0"/>
+      <w:i w:val="0"/>
+      <w:color w:val="E31B23"/>
+      <w:sz w:val="20"/>
+      <w:u w:val="single"/>
+    </w:rPr>
+  </w:style>
 </w:styles>
 </file>
 
@@ -14886,34 +15340,34 @@
         <a:sysClr val="window" lastClr="FFFFFF"/>
       </a:lt1>
       <a:dk2>
-        <a:srgbClr val="1F497D"/>
+        <a:srgbClr val="555555"/>
       </a:dk2>
       <a:lt2>
-        <a:srgbClr val="EEECE1"/>
+        <a:srgbClr val="E6E6E6"/>
       </a:lt2>
       <a:accent1>
-        <a:srgbClr val="4F81BD"/>
+        <a:srgbClr val="999999"/>
       </a:accent1>
       <a:accent2>
-        <a:srgbClr val="C0504D"/>
+        <a:srgbClr val="E31B23"/>
       </a:accent2>
       <a:accent3>
-        <a:srgbClr val="9BBB59"/>
+        <a:srgbClr val="999999"/>
       </a:accent3>
       <a:accent4>
-        <a:srgbClr val="8064A2"/>
+        <a:srgbClr val="999999"/>
       </a:accent4>
       <a:accent5>
-        <a:srgbClr val="4BACC6"/>
+        <a:srgbClr val="999999"/>
       </a:accent5>
       <a:accent6>
-        <a:srgbClr val="F79646"/>
+        <a:srgbClr val="999999"/>
       </a:accent6>
       <a:hlink>
-        <a:srgbClr val="0000FF"/>
+        <a:srgbClr val="555555"/>
       </a:hlink>
       <a:folHlink>
-        <a:srgbClr val="800080"/>
+        <a:srgbClr val="555555"/>
       </a:folHlink>
     </a:clrScheme>
     <a:fontScheme name="Office">
